--- a/Report/Assignment5_Strategy_Report_Tlektes_Kadyr.docx
+++ b/Report/Assignment5_Strategy_Report_Tlektes_Kadyr.docx
@@ -111,6 +111,10 @@
     </w:p>
     <w:p>
       <w:r>
+        <w:rPr>
+          <w:rFonts w:ascii="Times New Roman" w:hAnsi="Times New Roman"/>
+          <w:sz w:val="24"/>
+        </w:rPr>
         <w:drawing>
           <wp:inline xmlns:a="http://schemas.openxmlformats.org/drawingml/2006/main" xmlns:pic="http://schemas.openxmlformats.org/drawingml/2006/picture">
             <wp:extent cx="5760000" cy="3960000"/>
@@ -294,13 +298,15 @@
       </w:r>
     </w:p>
     <w:p>
+      <w:pPr/>
       <w:r>
         <w:rPr>
           <w:rFonts w:ascii="Times New Roman" w:hAnsi="Times New Roman"/>
           <w:b w:val="0"/>
+          <w:color w:val="000000"/>
           <w:sz w:val="24"/>
         </w:rPr>
-        <w:t>- Main.java: the Client that runs the program, shows the menu, and selects the strategy.</w:t>
+        <w:t>- WebLauncher.java: handles launching the web mode interface in the default browser.</w:t>
       </w:r>
     </w:p>
     <w:p>
@@ -308,6 +314,76 @@
         <w:rPr>
           <w:rFonts w:ascii="Times New Roman" w:hAnsi="Times New Roman"/>
           <w:b w:val="0"/>
+          <w:color w:val="000000"/>
+          <w:sz w:val="24"/>
+        </w:rPr>
+        <w:t>- Main.java: the Client that shows the mode menu, coordinates console mode, and selects the strategy.</w:t>
+      </w:r>
+    </w:p>
+    <w:p>
+      <w:r>
+        <w:rPr>
+          <w:rFonts w:ascii="Times New Roman" w:hAnsi="Times New Roman"/>
+          <w:b w:val="0"/>
+          <w:sz w:val="24"/>
+        </w:rPr>
+      </w:r>
+    </w:p>
+    <w:p>
+      <w:pPr/>
+      <w:r>
+        <w:rPr>
+          <w:rFonts w:ascii="Times New Roman" w:hAnsi="Times New Roman"/>
+          <w:b w:val="0"/>
+          <w:color w:val="000000"/>
+          <w:sz w:val="24"/>
+        </w:rPr>
+        <w:t>The application provides two operating modes:</w:t>
+      </w:r>
+    </w:p>
+    <w:p>
+      <w:pPr/>
+      <w:r>
+        <w:rPr>
+          <w:rFonts w:ascii="Times New Roman" w:hAnsi="Times New Roman"/>
+          <w:b w:val="0"/>
+          <w:color w:val="000000"/>
+          <w:sz w:val="24"/>
+        </w:rPr>
+        <w:t>- Console mode: runs the interactive command-line flow where the user inputs route points, distance, and compares transport strategies at runtime. Exiting console mode returns to the mode menu.</w:t>
+      </w:r>
+    </w:p>
+    <w:p>
+      <w:pPr/>
+      <w:r>
+        <w:rPr>
+          <w:rFonts w:ascii="Times New Roman" w:hAnsi="Times New Roman"/>
+          <w:b w:val="0"/>
+          <w:color w:val="000000"/>
+          <w:sz w:val="24"/>
+        </w:rPr>
+        <w:t>- Web mode: launches the graphical web application by opening Website/index.html in the default browser. Note: web mode needs Website/index.html in the folder the program was started from. If the file is not found, an informative message is printed and control returns to the mode menu.</w:t>
+      </w:r>
+    </w:p>
+    <w:p>
+      <w:pPr/>
+      <w:r>
+        <w:rPr>
+          <w:rFonts w:ascii="Times New Roman" w:hAnsi="Times New Roman"/>
+          <w:b w:val="0"/>
+          <w:color w:val="000000"/>
+          <w:sz w:val="24"/>
+        </w:rPr>
+        <w:t>- Exit: prints a goodbye line and terminates the application.</w:t>
+      </w:r>
+    </w:p>
+    <w:p>
+      <w:pPr/>
+      <w:r>
+        <w:rPr>
+          <w:rFonts w:ascii="Times New Roman" w:hAnsi="Times New Roman"/>
+          <w:b w:val="0"/>
+          <w:color w:val="000000"/>
           <w:sz w:val="24"/>
         </w:rPr>
       </w:r>
@@ -327,9 +403,10 @@
         <w:rPr>
           <w:rFonts w:ascii="Times New Roman" w:hAnsi="Times New Roman"/>
           <w:b w:val="0"/>
+          <w:color w:val="000000"/>
           <w:sz w:val="24"/>
         </w:rPr>
-        <w:t>1. The program greets the user and asks for a starting point, a destination, and the distance in kilometers. Input is validated in a loop.</w:t>
+        <w:t>1. When started, Main displays the mode selection menu (Console mode, Web mode, Exit). Input is read and validated using ConsoleReader.readMenuChoice.</w:t>
       </w:r>
     </w:p>
     <w:p>
@@ -337,9 +414,10 @@
         <w:rPr>
           <w:rFonts w:ascii="Times New Roman" w:hAnsi="Times New Roman"/>
           <w:b w:val="0"/>
+          <w:color w:val="000000"/>
           <w:sz w:val="24"/>
         </w:rPr>
-        <w:t>2. The program shows a menu of transport strategies, built by looping over the strategies list and calling getName on each.</w:t>
+        <w:t>2. If Web mode is selected, Main creates WebLauncher. WebLauncher checks for the file Website/index.html; if present, it opens it in the default browser using Desktop.getDesktop().browse(); otherwise, it informs the user and returns to the mode menu.</w:t>
       </w:r>
     </w:p>
     <w:p>
@@ -347,9 +425,10 @@
         <w:rPr>
           <w:rFonts w:ascii="Times New Roman" w:hAnsi="Times New Roman"/>
           <w:b w:val="0"/>
+          <w:color w:val="000000"/>
           <w:sz w:val="24"/>
         </w:rPr>
-        <w:t>3. The user types a number. The Client takes the corresponding strategy from the list with strategies.get(choice - 1).</w:t>
+        <w:t>3. If Console mode is selected, Main invokes runConsoleMode. The program greets the user and asks for a starting point, a destination, and the distance in kilometers. Input is validated in a loop.</w:t>
       </w:r>
     </w:p>
     <w:p>
@@ -357,9 +436,10 @@
         <w:rPr>
           <w:rFonts w:ascii="Times New Roman" w:hAnsi="Times New Roman"/>
           <w:b w:val="0"/>
+          <w:color w:val="000000"/>
           <w:sz w:val="24"/>
         </w:rPr>
-        <w:t>4. The Client calls navigator.setStrategy(chosenStrategy) to set the strategy on the Navigator.</w:t>
+        <w:t>4. The program shows a menu of transport strategies, built by looping over the strategies list and calling getName on each.</w:t>
       </w:r>
     </w:p>
     <w:p>
@@ -367,9 +447,10 @@
         <w:rPr>
           <w:rFonts w:ascii="Times New Roman" w:hAnsi="Times New Roman"/>
           <w:b w:val="0"/>
+          <w:color w:val="000000"/>
           <w:sz w:val="24"/>
         </w:rPr>
-        <w:t>5. The Client calls navigator.planRoute(start, destination, distanceKm). The Navigator delegates to strategy.buildRoute and returns a Route object.</w:t>
+        <w:t>5. The user types a number. The Client takes the corresponding strategy from the list with strategies.get(choice - 1).</w:t>
       </w:r>
     </w:p>
     <w:p>
@@ -377,9 +458,10 @@
         <w:rPr>
           <w:rFonts w:ascii="Times New Roman" w:hAnsi="Times New Roman"/>
           <w:b w:val="0"/>
+          <w:color w:val="000000"/>
           <w:sz w:val="24"/>
         </w:rPr>
-        <w:t>6. The Client prints the Route result and then prints the pattern explanation from PatternExplainer.</w:t>
+        <w:t>6. The Client calls navigator.setStrategy(chosenStrategy) to set the strategy on the Navigator.</w:t>
       </w:r>
     </w:p>
     <w:p>
@@ -387,9 +469,46 @@
         <w:rPr>
           <w:rFonts w:ascii="Times New Roman" w:hAnsi="Times New Roman"/>
           <w:b w:val="0"/>
+          <w:color w:val="000000"/>
           <w:sz w:val="24"/>
         </w:rPr>
-        <w:t>7. The menu appears again. The user can pick another strategy for the same route (runtime switching), enter a new route, or exit.</w:t>
+        <w:t>7. The Client calls navigator.planRoute(start, destination, distanceKm). The Navigator delegates to strategy.buildRoute and returns a Route object.</w:t>
+      </w:r>
+    </w:p>
+    <w:p>
+      <w:pPr/>
+      <w:r>
+        <w:rPr>
+          <w:rFonts w:ascii="Times New Roman" w:hAnsi="Times New Roman"/>
+          <w:b w:val="0"/>
+          <w:color w:val="000000"/>
+          <w:sz w:val="24"/>
+        </w:rPr>
+        <w:t>8. The Client prints the Route result and then prints the pattern explanation from PatternExplainer.</w:t>
+      </w:r>
+    </w:p>
+    <w:p>
+      <w:pPr/>
+      <w:r>
+        <w:rPr>
+          <w:rFonts w:ascii="Times New Roman" w:hAnsi="Times New Roman"/>
+          <w:b w:val="0"/>
+          <w:color w:val="000000"/>
+          <w:sz w:val="24"/>
+        </w:rPr>
+        <w:t>9. The strategy menu appears again. The user can pick another strategy for the same route (runtime switching), enter a new route, or exit back to the mode menu.</w:t>
+      </w:r>
+    </w:p>
+    <w:p>
+      <w:pPr/>
+      <w:r>
+        <w:rPr>
+          <w:rFonts w:ascii="Times New Roman" w:hAnsi="Times New Roman"/>
+          <w:b w:val="0"/>
+          <w:color w:val="000000"/>
+          <w:sz w:val="24"/>
+        </w:rPr>
+        <w:t>10. Option 0 in the mode menu prints a goodbye line and ends the program.</w:t>
       </w:r>
     </w:p>
     <w:p>
@@ -733,9 +852,10 @@
         <w:rPr>
           <w:rFonts w:ascii="Times New Roman" w:hAnsi="Times New Roman"/>
           <w:b w:val="0"/>
+          <w:color w:val="000000"/>
           <w:sz w:val="24"/>
         </w:rPr>
-        <w:t>Each class has exactly one reason to change. CarStrategy only calculates the car route. Route only holds route data. ConsoleReader only reads and validates input. PatternExplainer only produces explanation text. Navigator only delegates to the current strategy. Main only manages the user interaction.</w:t>
+        <w:t>Each class has exactly one reason to change. CarStrategy only calculates the car route. Route only holds route data. ConsoleReader only reads and validates input. PatternExplainer only produces explanation text. WebLauncher only handles opening the web interface in the browser without mixing route calculation or console flow. Navigator only delegates to the current strategy. Main only manages the mode and strategy menus.</w:t>
       </w:r>
     </w:p>
     <w:p>
@@ -1097,9 +1217,10 @@
         <w:rPr>
           <w:rFonts w:ascii="Times New Roman" w:hAnsi="Times New Roman"/>
           <w:b w:val="0"/>
+          <w:color w:val="000000"/>
           <w:sz w:val="24"/>
         </w:rPr>
-        <w:t>Every method in the project is short, between 3 and 15 lines. Each method does exactly one thing: buildRoute calculates a route, readPositiveNumber reads a number, printMenu prints the menu, explain builds the explanation text. The strategies, Route, Navigator, and PatternExplainer never use Scanner or System.out. Only Main and ConsoleReader talk to the console. This separation makes the logic easy to test and reuse.</w:t>
+        <w:t>Every method in the project is short, between 3 and 15 lines. Each method does exactly one thing: buildRoute calculates a route, readPositiveNumber reads a number, printMenu prints the menu, explain builds the explanation text, and launch locates and opens the browser for web mode. The strategies, Route, Navigator, and PatternExplainer never use Scanner, System.out, or desktop I/O. Only Main and ConsoleReader talk to the console. WebLauncher is a separate class responsible solely for browser launching and Desktop API interactions, keeping console mode and route logic completely free of GUI and browser dependencies. Creating WebLauncher only when web mode is selected cleanly separates concerns and adheres to the Single Responsibility Principle. This separation makes each component easy to test and maintain.</w:t>
       </w:r>
     </w:p>
     <w:p>
@@ -1361,9 +1482,10 @@
         <w:rPr>
           <w:rFonts w:ascii="Times New Roman" w:hAnsi="Times New Roman"/>
           <w:b w:val="0"/>
+          <w:color w:val="000000"/>
           <w:sz w:val="24"/>
         </w:rPr>
-        <w:t>Answer: Yes, Main has if/else to check if the user typed 0 (exit) or the new-route option number. But these check user menu input, not the strategy type. The choice among Car, Walk, Cycle, and Bus is done by strategies.get(choice - 1), which is a list lookup, not a branch on the strategy type. This is input handling, not strategy-type branching, so it does not violate the pattern.</w:t>
+        <w:t>Answer: Yes, Main has if/else to check if the user typed 0 (exit), the new-route option number, or the mode choice (console mode or web mode). But these check user menu input, not the strategy type. The choice among Car, Walk, Cycle, and Bus is done by strategies.get(choice - 1), which is a list lookup, not a branch on the strategy type. This is input handling, not strategy-type branching, so it does not violate the pattern.</w:t>
       </w:r>
     </w:p>
     <w:p>
@@ -1786,9 +1908,10 @@
         <w:rPr>
           <w:rFonts w:ascii="Times New Roman" w:hAnsi="Times New Roman"/>
           <w:b w:val="0"/>
+          <w:color w:val="000000"/>
           <w:sz w:val="24"/>
         </w:rPr>
-        <w:t>The trade-off is more files: ten files instead of one. However, each file is short and easy to read. A new developer can open any single file and understand it in a minute. The biggest benefit is extensibility. Adding the fourth strategy (BusStrategy) required creating one new file and adding one item to the list in Main. The Navigator, the existing strategies, ConsoleReader, PatternExplainer, and Route were not modified at all.</w:t>
+        <w:t>The trade-off is more files: eleven files instead of one. However, each file is short and easy to read. A new developer can open any single file and understand it in a minute. The biggest benefit is extensibility. Adding the fourth strategy (BusStrategy) required creating one new file and adding one item to the list in Main. The Navigator, the existing strategies, ConsoleReader, PatternExplainer, and Route were not modified at all.</w:t>
       </w:r>
     </w:p>
     <w:p>

--- a/Report/Assignment5_Strategy_Report_Tlektes_Kadyr.docx
+++ b/Report/Assignment5_Strategy_Report_Tlektes_Kadyr.docx
@@ -306,7 +306,7 @@
           <w:color w:val="000000"/>
           <w:sz w:val="24"/>
         </w:rPr>
-        <w:t>- WebLauncher.java: handles launching the web mode interface in the default browser.</w:t>
+        <w:t>- WebLauncher.java: serves and opens the web mode interface on localhost in the default browser.</w:t>
       </w:r>
     </w:p>
     <w:p>
@@ -362,7 +362,7 @@
           <w:color w:val="000000"/>
           <w:sz w:val="24"/>
         </w:rPr>
-        <w:t>- Web mode: launches the graphical web application by opening Website/index.html in the default browser. Note: web mode needs Website/index.html in the folder the program was started from. If the file is not found, an informative message is printed and control returns to the mode menu.</w:t>
+        <w:t>- Web mode: launches the graphical web application by serving Website/index.html on localhost (http://localhost:8080) and opening it in the default browser. Note: web mode needs Website/index.html in the folder the program was started from. If the file is not found, an informative message is printed and control returns to the mode menu.</w:t>
       </w:r>
     </w:p>
     <w:p>
@@ -417,7 +417,7 @@
           <w:color w:val="000000"/>
           <w:sz w:val="24"/>
         </w:rPr>
-        <w:t>2. If Web mode is selected, Main creates WebLauncher. WebLauncher checks for the file Website/index.html; if present, it opens it in the default browser using Desktop.getDesktop().browse(); otherwise, it informs the user and returns to the mode menu.</w:t>
+        <w:t>2. If Web mode is selected, Main creates WebLauncher. WebLauncher checks for the file Website/index.html; if present, it hosts a local HTTP server and opens http://localhost:8080 in the default browser using Desktop.getDesktop().browse(); otherwise, it informs the user and returns to the mode menu.</w:t>
       </w:r>
     </w:p>
     <w:p>
@@ -1220,7 +1220,7 @@
           <w:color w:val="000000"/>
           <w:sz w:val="24"/>
         </w:rPr>
-        <w:t>Every method in the project is short, between 3 and 15 lines. Each method does exactly one thing: buildRoute calculates a route, readPositiveNumber reads a number, printMenu prints the menu, explain builds the explanation text, and launch locates and opens the browser for web mode. The strategies, Route, Navigator, and PatternExplainer never use Scanner, System.out, or desktop I/O. Only Main and ConsoleReader talk to the console. WebLauncher is a separate class responsible solely for browser launching and Desktop API interactions, keeping console mode and route logic completely free of GUI and browser dependencies. Creating WebLauncher only when web mode is selected cleanly separates concerns and adheres to the Single Responsibility Principle. This separation makes each component easy to test and maintain.</w:t>
+        <w:t>Every method in the project is short, between 3 and 15 lines. Each method does exactly one thing: buildRoute calculates a route, readPositiveNumber reads a number, printMenu prints the menu, explain builds the explanation text, and launch hosts and opens the browser on localhost for web mode. The strategies, Route, Navigator, and PatternExplainer never use Scanner, System.out, or desktop I/O. Only Main and ConsoleReader talk to the console. WebLauncher is a separate class responsible solely for localhost hosting and Desktop API interactions, keeping console mode and route logic completely free of web server and browser dependencies. Creating WebLauncher only when web mode is selected cleanly separates concerns and adheres to the Single Responsibility Principle. This separation makes each component easy to test and maintain.</w:t>
       </w:r>
     </w:p>
     <w:p>
